--- a/dist/exports/chemistry-in-everyday-life_revision_notes.docx
+++ b/dist/exports/chemistry-in-everyday-life_revision_notes.docx
@@ -189,7 +189,7 @@
                 <w:color w:val="2D3748"/>
                 <w:sz w:val="19"/>
               </w:rPr>
-              <w:t>Chemistry In Everyday Life - Core Application</w:t>
+              <w:t>Chemistry In Everyday Life — Standard Calculations &amp; Problem Archetypes</w:t>
             </w:r>
           </w:p>
         </w:tc>
@@ -209,7 +209,7 @@
               <w:rPr>
                 <w:sz w:val="19"/>
               </w:rPr>
-              <w:t>77 PYQs</w:t>
+              <w:t>35 PYQs</w:t>
             </w:r>
           </w:p>
         </w:tc>
@@ -230,7 +230,181 @@
                 <w:color w:val="718096"/>
                 <w:sz w:val="19"/>
               </w:rPr>
-              <w:t>General Concept</w:t>
+              <w:t>Quantitative Analysis</w:t>
+            </w:r>
+          </w:p>
+        </w:tc>
+      </w:tr>
+      <w:tr>
+        <w:tc>
+          <w:tcPr>
+            <w:tcW w:type="dxa" w:w="2160"/>
+            <w:shd w:fill="FFFFFF"/>
+            <w:tcMar>
+              <w:top w:w="80" w:type="dxa"/>
+              <w:bottom w:w="80" w:type="dxa"/>
+              <w:left w:w="150" w:type="dxa"/>
+              <w:right w:w="150" w:type="dxa"/>
+            </w:tcMar>
+          </w:tcPr>
+          <w:p>
+            <w:r>
+              <w:rPr>
+                <w:b/>
+                <w:color w:val="C53030"/>
+                <w:sz w:val="19"/>
+              </w:rPr>
+              <w:t>Very High</w:t>
+            </w:r>
+          </w:p>
+        </w:tc>
+        <w:tc>
+          <w:tcPr>
+            <w:tcW w:type="dxa" w:w="4320"/>
+            <w:shd w:fill="FFFFFF"/>
+            <w:tcMar>
+              <w:top w:w="80" w:type="dxa"/>
+              <w:bottom w:w="80" w:type="dxa"/>
+              <w:left w:w="150" w:type="dxa"/>
+              <w:right w:w="150" w:type="dxa"/>
+            </w:tcMar>
+          </w:tcPr>
+          <w:p>
+            <w:r>
+              <w:rPr>
+                <w:b/>
+                <w:color w:val="2D3748"/>
+                <w:sz w:val="19"/>
+              </w:rPr>
+              <w:t>Chemistry In Everyday Life — Applied Cases, Reactions &amp; Traps</w:t>
+            </w:r>
+          </w:p>
+        </w:tc>
+        <w:tc>
+          <w:tcPr>
+            <w:tcW w:type="dxa" w:w="1728"/>
+            <w:shd w:fill="FFFFFF"/>
+            <w:tcMar>
+              <w:top w:w="80" w:type="dxa"/>
+              <w:bottom w:w="80" w:type="dxa"/>
+              <w:left w:w="150" w:type="dxa"/>
+              <w:right w:w="150" w:type="dxa"/>
+            </w:tcMar>
+          </w:tcPr>
+          <w:p>
+            <w:r>
+              <w:rPr>
+                <w:sz w:val="19"/>
+              </w:rPr>
+              <w:t>30 PYQs</w:t>
+            </w:r>
+          </w:p>
+        </w:tc>
+        <w:tc>
+          <w:tcPr>
+            <w:tcW w:type="dxa" w:w="1872"/>
+            <w:shd w:fill="FFFFFF"/>
+            <w:tcMar>
+              <w:top w:w="80" w:type="dxa"/>
+              <w:bottom w:w="80" w:type="dxa"/>
+              <w:left w:w="150" w:type="dxa"/>
+              <w:right w:w="150" w:type="dxa"/>
+            </w:tcMar>
+          </w:tcPr>
+          <w:p>
+            <w:r>
+              <w:rPr>
+                <w:color w:val="718096"/>
+                <w:sz w:val="19"/>
+              </w:rPr>
+              <w:t>Applied Topics</w:t>
+            </w:r>
+          </w:p>
+        </w:tc>
+      </w:tr>
+      <w:tr>
+        <w:tc>
+          <w:tcPr>
+            <w:tcW w:type="dxa" w:w="2160"/>
+            <w:shd w:fill="F7FAFC"/>
+            <w:tcMar>
+              <w:top w:w="80" w:type="dxa"/>
+              <w:bottom w:w="80" w:type="dxa"/>
+              <w:left w:w="150" w:type="dxa"/>
+              <w:right w:w="150" w:type="dxa"/>
+            </w:tcMar>
+          </w:tcPr>
+          <w:p>
+            <w:r>
+              <w:rPr>
+                <w:b/>
+                <w:color w:val="C53030"/>
+                <w:sz w:val="19"/>
+              </w:rPr>
+              <w:t>Very High</w:t>
+            </w:r>
+          </w:p>
+        </w:tc>
+        <w:tc>
+          <w:tcPr>
+            <w:tcW w:type="dxa" w:w="4320"/>
+            <w:shd w:fill="F7FAFC"/>
+            <w:tcMar>
+              <w:top w:w="80" w:type="dxa"/>
+              <w:bottom w:w="80" w:type="dxa"/>
+              <w:left w:w="150" w:type="dxa"/>
+              <w:right w:w="150" w:type="dxa"/>
+            </w:tcMar>
+          </w:tcPr>
+          <w:p>
+            <w:r>
+              <w:rPr>
+                <w:b/>
+                <w:color w:val="2D3748"/>
+                <w:sz w:val="19"/>
+              </w:rPr>
+              <w:t>Chemistry In Everyday Life — Core Principles &amp; Governing Laws</w:t>
+            </w:r>
+          </w:p>
+        </w:tc>
+        <w:tc>
+          <w:tcPr>
+            <w:tcW w:type="dxa" w:w="1728"/>
+            <w:shd w:fill="F7FAFC"/>
+            <w:tcMar>
+              <w:top w:w="80" w:type="dxa"/>
+              <w:bottom w:w="80" w:type="dxa"/>
+              <w:left w:w="150" w:type="dxa"/>
+              <w:right w:w="150" w:type="dxa"/>
+            </w:tcMar>
+          </w:tcPr>
+          <w:p>
+            <w:r>
+              <w:rPr>
+                <w:sz w:val="19"/>
+              </w:rPr>
+              <w:t>15 PYQs</w:t>
+            </w:r>
+          </w:p>
+        </w:tc>
+        <w:tc>
+          <w:tcPr>
+            <w:tcW w:type="dxa" w:w="1872"/>
+            <w:shd w:fill="F7FAFC"/>
+            <w:tcMar>
+              <w:top w:w="80" w:type="dxa"/>
+              <w:bottom w:w="80" w:type="dxa"/>
+              <w:left w:w="150" w:type="dxa"/>
+              <w:right w:w="150" w:type="dxa"/>
+            </w:tcMar>
+          </w:tcPr>
+          <w:p>
+            <w:r>
+              <w:rPr>
+                <w:color w:val="718096"/>
+                <w:sz w:val="19"/>
+              </w:rPr>
+              <w:t>Core Principle</w:t>
             </w:r>
           </w:p>
         </w:tc>
@@ -311,6 +485,144 @@
           </w:p>
         </w:tc>
       </w:tr>
+      <w:tr>
+        <w:tc>
+          <w:tcPr>
+            <w:tcW w:type="dxa" w:w="3600"/>
+            <w:shd w:fill="F7FAFC"/>
+            <w:tcMar>
+              <w:top w:w="100" w:type="dxa"/>
+              <w:bottom w:w="100" w:type="dxa"/>
+              <w:left w:w="150" w:type="dxa"/>
+              <w:right w:w="150" w:type="dxa"/>
+            </w:tcMar>
+          </w:tcPr>
+          <w:p>
+            <w:r>
+              <w:rPr>
+                <w:b/>
+                <w:color w:val="1A365D"/>
+                <w:sz w:val="19"/>
+              </w:rPr>
+              <w:t>Chemistry In Everyday Life — Standard Calculations &amp; Problem Archetypes</w:t>
+            </w:r>
+          </w:p>
+        </w:tc>
+        <w:tc>
+          <w:tcPr>
+            <w:tcW w:type="dxa" w:w="6480"/>
+            <w:shd w:fill="F7FAFC"/>
+            <w:tcMar>
+              <w:top w:w="100" w:type="dxa"/>
+              <w:bottom w:w="100" w:type="dxa"/>
+              <w:left w:w="150" w:type="dxa"/>
+              <w:right w:w="150" w:type="dxa"/>
+            </w:tcMar>
+          </w:tcPr>
+          <w:p>
+            <w:r>
+              <w:rPr>
+                <w:rFonts w:ascii="Cambria Math" w:hAnsi="Cambria Math"/>
+                <w:color w:val="2D3748"/>
+                <w:sz w:val="19"/>
+              </w:rPr>
+              <w:t>C_{14}H_{25}O_{4}N_{3}S-\text{Alitame}</w:t>
+            </w:r>
+          </w:p>
+        </w:tc>
+      </w:tr>
+      <w:tr>
+        <w:tc>
+          <w:tcPr>
+            <w:tcW w:type="dxa" w:w="3600"/>
+            <w:shd w:fill="FFFFFF"/>
+            <w:tcMar>
+              <w:top w:w="100" w:type="dxa"/>
+              <w:bottom w:w="100" w:type="dxa"/>
+              <w:left w:w="150" w:type="dxa"/>
+              <w:right w:w="150" w:type="dxa"/>
+            </w:tcMar>
+          </w:tcPr>
+          <w:p>
+            <w:r>
+              <w:rPr>
+                <w:b/>
+                <w:color w:val="1A365D"/>
+                <w:sz w:val="19"/>
+              </w:rPr>
+              <w:t>Chemistry In Everyday Life — Applied Cases, Reactions &amp; Traps</w:t>
+            </w:r>
+          </w:p>
+        </w:tc>
+        <w:tc>
+          <w:tcPr>
+            <w:tcW w:type="dxa" w:w="6480"/>
+            <w:shd w:fill="FFFFFF"/>
+            <w:tcMar>
+              <w:top w:w="100" w:type="dxa"/>
+              <w:bottom w:w="100" w:type="dxa"/>
+              <w:left w:w="150" w:type="dxa"/>
+              <w:right w:w="150" w:type="dxa"/>
+            </w:tcMar>
+          </w:tcPr>
+          <w:p>
+            <w:r>
+              <w:rPr>
+                <w:rFonts w:ascii="Cambria Math" w:hAnsi="Cambria Math"/>
+                <w:color w:val="2D3748"/>
+                <w:sz w:val="19"/>
+              </w:rPr>
+              <w:t>C_{17}H_{35}COO^{-}Na^{+}+Na_{2}CO_{3}, \quad CH_{3}-(CH_{2})_{16}-COO^{-}Na^{+}, \quad CH_{3}(CH_{2})_{16}COO(CH_{2}CH_{2}O)_{n}CH_{2}CH_{2}OH</w:t>
+            </w:r>
+          </w:p>
+        </w:tc>
+      </w:tr>
+      <w:tr>
+        <w:tc>
+          <w:tcPr>
+            <w:tcW w:type="dxa" w:w="3600"/>
+            <w:shd w:fill="F7FAFC"/>
+            <w:tcMar>
+              <w:top w:w="100" w:type="dxa"/>
+              <w:bottom w:w="100" w:type="dxa"/>
+              <w:left w:w="150" w:type="dxa"/>
+              <w:right w:w="150" w:type="dxa"/>
+            </w:tcMar>
+          </w:tcPr>
+          <w:p>
+            <w:r>
+              <w:rPr>
+                <w:b/>
+                <w:color w:val="1A365D"/>
+                <w:sz w:val="19"/>
+              </w:rPr>
+              <w:t>Chemistry In Everyday Life — Core Principles &amp; Governing Laws</w:t>
+            </w:r>
+          </w:p>
+        </w:tc>
+        <w:tc>
+          <w:tcPr>
+            <w:tcW w:type="dxa" w:w="6480"/>
+            <w:shd w:fill="F7FAFC"/>
+            <w:tcMar>
+              <w:top w:w="100" w:type="dxa"/>
+              <w:bottom w:w="100" w:type="dxa"/>
+              <w:left w:w="150" w:type="dxa"/>
+              <w:right w:w="150" w:type="dxa"/>
+            </w:tcMar>
+          </w:tcPr>
+          <w:p>
+            <w:r>
+              <w:rPr>
+                <w:rFonts w:ascii="Cambria Math" w:hAnsi="Cambria Math"/>
+                <w:color w:val="2D3748"/>
+                <w:sz w:val="19"/>
+              </w:rPr>
+              <w:t>(C_{11}H_{23}CH_{2}OSO_{3}^{-}Na^{+}), \quad (C_{17}H_{35}COO^{-}Na^{+})</w:t>
+            </w:r>
+          </w:p>
+        </w:tc>
+      </w:tr>
     </w:tbl>
     <w:p>
       <w:pPr>
@@ -338,7 +650,7 @@
           <w:color w:val="2B6CB0"/>
           <w:sz w:val="24"/>
         </w:rPr>
-        <w:t>3.1 Chemistry In Everyday Life - Core Application (Very High Yield — 77 PYQs)</w:t>
+        <w:t>3.1 Chemistry In Everyday Life — Standard Calculations &amp; Problem Archetypes (Very High Yield — 35 PYQs)</w:t>
       </w:r>
     </w:p>
     <w:p>
@@ -353,7 +665,7 @@
         <w:rPr>
           <w:sz w:val="20"/>
         </w:rPr>
-        <w:t>Key problem pattern in Chemistry In Everyday Life.</w:t>
+        <w:t>Quantitative numerical problem-solving techniques and standard question patterns frequently seen in Chemistry In Everyday Life.</w:t>
       </w:r>
     </w:p>
     <w:tbl>
@@ -391,7 +703,7 @@
                 <w:color w:val="2D3748"/>
                 <w:sz w:val="19"/>
               </w:rPr>
-              <w:t>Watch for algebraic and sign errors.</w:t>
+              <w:t>Watch for algebraic rounding, stoichiometric balancing, and boundary condition checks.</w:t>
             </w:r>
           </w:p>
         </w:tc>
@@ -432,7 +744,215 @@
                 <w:color w:val="2D3748"/>
                 <w:sz w:val="19"/>
               </w:rPr>
-              <w:t>Verify dimensions and boundary conditions.</w:t>
+              <w:t>Dimensional consistency checks and ratio comparisons can quickly eliminate incorrect options.</w:t>
+            </w:r>
+          </w:p>
+        </w:tc>
+      </w:tr>
+    </w:tbl>
+    <w:p>
+      <w:pPr>
+        <w:spacing w:before="120" w:after="40"/>
+      </w:pPr>
+      <w:r>
+        <w:rPr>
+          <w:b/>
+          <w:color w:val="1A365D"/>
+          <w:sz w:val="19"/>
+        </w:rPr>
+        <w:t>Source PYQs testing this concept:</w:t>
+      </w:r>
+    </w:p>
+    <w:p>
+      <w:pPr>
+        <w:pStyle w:val="ListBullet"/>
+        <w:spacing w:after="40"/>
+      </w:pPr>
+      <w:r>
+        <w:rPr>
+          <w:b/>
+          <w:sz w:val="18"/>
+        </w:rPr>
+        <w:t xml:space="preserve">[2024 Morning Shift] Q#1 (MCQ): </w:t>
+      </w:r>
+      <w:r>
+        <w:rPr>
+          <w:sz w:val="18"/>
+        </w:rPr>
+        <w:t xml:space="preserve">"Match List I with List II LIST I (Compound) LIST II (Uses) A. Idoform I. Fire extinguisher B. Carbon tetrachloride II. Insecticide C. CFC II..."  </w:t>
+      </w:r>
+      <w:r>
+        <w:rPr>
+          <w:b/>
+          <w:color w:val="2B6CB0"/>
+          <w:sz w:val="18"/>
+        </w:rPr>
+        <w:t>[Ans: B]</w:t>
+      </w:r>
+    </w:p>
+    <w:p>
+      <w:pPr>
+        <w:pStyle w:val="ListBullet"/>
+        <w:spacing w:after="40"/>
+      </w:pPr>
+      <w:r>
+        <w:rPr>
+          <w:b/>
+          <w:sz w:val="18"/>
+        </w:rPr>
+        <w:t xml:space="preserve">[2023 Morning Shift] Q#1 (MCQ): </w:t>
+      </w:r>
+      <w:r>
+        <w:rPr>
+          <w:sz w:val="18"/>
+        </w:rPr>
+        <w:t xml:space="preserve">"Match List I with List II: LIST I LIST II A. Saccharin I. High potency sweetener B. Aspartame II. First artificial sweetening agent C. Alita..."  </w:t>
+      </w:r>
+      <w:r>
+        <w:rPr>
+          <w:b/>
+          <w:color w:val="2B6CB0"/>
+          <w:sz w:val="18"/>
+        </w:rPr>
+        <w:t>[Ans: N/A]</w:t>
+      </w:r>
+    </w:p>
+    <w:p>
+      <w:pPr>
+        <w:pStyle w:val="ListBullet"/>
+        <w:spacing w:after="40"/>
+      </w:pPr>
+      <w:r>
+        <w:rPr>
+          <w:b/>
+          <w:sz w:val="18"/>
+        </w:rPr>
+        <w:t xml:space="preserve">[2023 Morning Shift] Q#1 (MCQ): </w:t>
+      </w:r>
+      <w:r>
+        <w:rPr>
+          <w:sz w:val="18"/>
+        </w:rPr>
+        <w:t xml:space="preserve">"Match List I with List II List I List II A. Tranquilizers I. Anti blood clotting B. Aspirin II. Salvarsan C. Antibiotic III. antidepressant ..."  </w:t>
+      </w:r>
+      <w:r>
+        <w:rPr>
+          <w:b/>
+          <w:color w:val="2B6CB0"/>
+          <w:sz w:val="18"/>
+        </w:rPr>
+        <w:t>[Ans: N/A]</w:t>
+      </w:r>
+    </w:p>
+    <w:p>
+      <w:pPr>
+        <w:spacing w:after="120"/>
+      </w:pPr>
+    </w:p>
+    <w:p>
+      <w:pPr>
+        <w:pStyle w:val="Heading2"/>
+      </w:pPr>
+      <w:r>
+        <w:rPr>
+          <w:color w:val="2B6CB0"/>
+          <w:sz w:val="24"/>
+        </w:rPr>
+        <w:t>3.2 Chemistry In Everyday Life — Applied Cases, Reactions &amp; Traps (Very High Yield — 30 PYQs)</w:t>
+      </w:r>
+    </w:p>
+    <w:p>
+      <w:r>
+        <w:rPr>
+          <w:b/>
+          <w:sz w:val="20"/>
+        </w:rPr>
+        <w:t xml:space="preserve">Core Principle: </w:t>
+      </w:r>
+      <w:r>
+        <w:rPr>
+          <w:sz w:val="20"/>
+        </w:rPr>
+        <w:t>Special cases, experimental observations, and conceptual traps designed to test deep understanding of Chemistry In Everyday Life.</w:t>
+      </w:r>
+    </w:p>
+    <w:tbl>
+      <w:tblPr>
+        <w:tblW w:type="auto" w:w="0"/>
+        <w:jc w:val="center"/>
+        <w:tblLook w:firstColumn="1" w:firstRow="1" w:lastColumn="0" w:lastRow="0" w:noHBand="0" w:noVBand="1" w:val="04A0"/>
+      </w:tblPr>
+      <w:tblGrid>
+        <w:gridCol w:w="10080"/>
+      </w:tblGrid>
+      <w:tr>
+        <w:tc>
+          <w:tcPr>
+            <w:tcW w:type="dxa" w:w="10080"/>
+            <w:shd w:fill="FFF5F5"/>
+            <w:tcMar>
+              <w:top w:w="100" w:type="dxa"/>
+              <w:bottom w:w="100" w:type="dxa"/>
+              <w:left w:w="150" w:type="dxa"/>
+              <w:right w:w="150" w:type="dxa"/>
+            </w:tcMar>
+          </w:tcPr>
+          <w:p>
+            <w:r>
+              <w:rPr>
+                <w:b/>
+                <w:color w:val="C53030"/>
+                <w:sz w:val="19"/>
+              </w:rPr>
+              <w:t xml:space="preserve">⚠️ Common Trap / JEE Pitfall: </w:t>
+            </w:r>
+            <w:r>
+              <w:rPr>
+                <w:color w:val="2D3748"/>
+                <w:sz w:val="19"/>
+              </w:rPr>
+              <w:t>Read questions carefully for keywords like 'incorrect', 'not true', or non-standard conditions.</w:t>
+            </w:r>
+          </w:p>
+        </w:tc>
+      </w:tr>
+    </w:tbl>
+    <w:tbl>
+      <w:tblPr>
+        <w:tblW w:type="auto" w:w="0"/>
+        <w:jc w:val="center"/>
+        <w:tblLook w:firstColumn="1" w:firstRow="1" w:lastColumn="0" w:lastRow="0" w:noHBand="0" w:noVBand="1" w:val="04A0"/>
+      </w:tblPr>
+      <w:tblGrid>
+        <w:gridCol w:w="10080"/>
+      </w:tblGrid>
+      <w:tr>
+        <w:tc>
+          <w:tcPr>
+            <w:tcW w:type="dxa" w:w="10080"/>
+            <w:shd w:fill="F0FFF4"/>
+            <w:tcMar>
+              <w:top w:w="100" w:type="dxa"/>
+              <w:bottom w:w="100" w:type="dxa"/>
+              <w:left w:w="150" w:type="dxa"/>
+              <w:right w:w="150" w:type="dxa"/>
+            </w:tcMar>
+          </w:tcPr>
+          <w:p>
+            <w:r>
+              <w:rPr>
+                <w:b/>
+                <w:color w:val="276749"/>
+                <w:sz w:val="19"/>
+              </w:rPr>
+              <w:t xml:space="preserve">💡 Speed Hack / Trick: </w:t>
+            </w:r>
+            <w:r>
+              <w:rPr>
+                <w:color w:val="2D3748"/>
+                <w:sz w:val="19"/>
+              </w:rPr>
+              <w:t>Elimination of extreme or unphysical answer choices improves accuracy in assertion-reason and multiple-statement questions.</w:t>
             </w:r>
           </w:p>
         </w:tc>
@@ -521,7 +1041,215 @@
         <w:rPr>
           <w:sz w:val="18"/>
         </w:rPr>
-        <w:t xml:space="preserve">"Match List I with List II: LIST I LIST II A. Saccharin I. High potency sweetener B. Aspartame II. First artificial sweetening agent C. Alita..."  </w:t>
+        <w:t xml:space="preserve">"Amongst the following compounds, which one is an antacid?..."  </w:t>
+      </w:r>
+      <w:r>
+        <w:rPr>
+          <w:b/>
+          <w:color w:val="2B6CB0"/>
+          <w:sz w:val="18"/>
+        </w:rPr>
+        <w:t>[Ans: N/A]</w:t>
+      </w:r>
+    </w:p>
+    <w:p>
+      <w:pPr>
+        <w:spacing w:after="120"/>
+      </w:pPr>
+    </w:p>
+    <w:p>
+      <w:pPr>
+        <w:pStyle w:val="Heading2"/>
+      </w:pPr>
+      <w:r>
+        <w:rPr>
+          <w:color w:val="2B6CB0"/>
+          <w:sz w:val="24"/>
+        </w:rPr>
+        <w:t>3.3 Chemistry In Everyday Life — Core Principles &amp; Governing Laws (Very High Yield — 15 PYQs)</w:t>
+      </w:r>
+    </w:p>
+    <w:p>
+      <w:r>
+        <w:rPr>
+          <w:b/>
+          <w:sz w:val="20"/>
+        </w:rPr>
+        <w:t xml:space="preserve">Core Principle: </w:t>
+      </w:r>
+      <w:r>
+        <w:rPr>
+          <w:sz w:val="20"/>
+        </w:rPr>
+        <w:t>Fundamental definitions, core postulates, and governing physical/chemical relations in Chemistry In Everyday Life.</w:t>
+      </w:r>
+    </w:p>
+    <w:tbl>
+      <w:tblPr>
+        <w:tblW w:type="auto" w:w="0"/>
+        <w:jc w:val="center"/>
+        <w:tblLook w:firstColumn="1" w:firstRow="1" w:lastColumn="0" w:lastRow="0" w:noHBand="0" w:noVBand="1" w:val="04A0"/>
+      </w:tblPr>
+      <w:tblGrid>
+        <w:gridCol w:w="10080"/>
+      </w:tblGrid>
+      <w:tr>
+        <w:tc>
+          <w:tcPr>
+            <w:tcW w:type="dxa" w:w="10080"/>
+            <w:shd w:fill="FFF5F5"/>
+            <w:tcMar>
+              <w:top w:w="100" w:type="dxa"/>
+              <w:bottom w:w="100" w:type="dxa"/>
+              <w:left w:w="150" w:type="dxa"/>
+              <w:right w:w="150" w:type="dxa"/>
+            </w:tcMar>
+          </w:tcPr>
+          <w:p>
+            <w:r>
+              <w:rPr>
+                <w:b/>
+                <w:color w:val="C53030"/>
+                <w:sz w:val="19"/>
+              </w:rPr>
+              <w:t xml:space="preserve">⚠️ Common Trap / JEE Pitfall: </w:t>
+            </w:r>
+            <w:r>
+              <w:rPr>
+                <w:color w:val="2D3748"/>
+                <w:sz w:val="19"/>
+              </w:rPr>
+              <w:t>Carefully verify units, standard reference states, and sign conventions in Chemistry In Everyday Life.</w:t>
+            </w:r>
+          </w:p>
+        </w:tc>
+      </w:tr>
+    </w:tbl>
+    <w:tbl>
+      <w:tblPr>
+        <w:tblW w:type="auto" w:w="0"/>
+        <w:jc w:val="center"/>
+        <w:tblLook w:firstColumn="1" w:firstRow="1" w:lastColumn="0" w:lastRow="0" w:noHBand="0" w:noVBand="1" w:val="04A0"/>
+      </w:tblPr>
+      <w:tblGrid>
+        <w:gridCol w:w="10080"/>
+      </w:tblGrid>
+      <w:tr>
+        <w:tc>
+          <w:tcPr>
+            <w:tcW w:type="dxa" w:w="10080"/>
+            <w:shd w:fill="F0FFF4"/>
+            <w:tcMar>
+              <w:top w:w="100" w:type="dxa"/>
+              <w:bottom w:w="100" w:type="dxa"/>
+              <w:left w:w="150" w:type="dxa"/>
+              <w:right w:w="150" w:type="dxa"/>
+            </w:tcMar>
+          </w:tcPr>
+          <w:p>
+            <w:r>
+              <w:rPr>
+                <w:b/>
+                <w:color w:val="276749"/>
+                <w:sz w:val="19"/>
+              </w:rPr>
+              <w:t xml:space="preserve">💡 Speed Hack / Trick: </w:t>
+            </w:r>
+            <w:r>
+              <w:rPr>
+                <w:color w:val="2D3748"/>
+                <w:sz w:val="19"/>
+              </w:rPr>
+              <w:t>Focus on high-yield formulas and standard limiting approximations tested in Chemistry In Everyday Life PYQs.</w:t>
+            </w:r>
+          </w:p>
+        </w:tc>
+      </w:tr>
+    </w:tbl>
+    <w:p>
+      <w:pPr>
+        <w:spacing w:before="120" w:after="40"/>
+      </w:pPr>
+      <w:r>
+        <w:rPr>
+          <w:b/>
+          <w:color w:val="1A365D"/>
+          <w:sz w:val="19"/>
+        </w:rPr>
+        <w:t>Source PYQs testing this concept:</w:t>
+      </w:r>
+    </w:p>
+    <w:p>
+      <w:pPr>
+        <w:pStyle w:val="ListBullet"/>
+        <w:spacing w:after="40"/>
+      </w:pPr>
+      <w:r>
+        <w:rPr>
+          <w:b/>
+          <w:sz w:val="18"/>
+        </w:rPr>
+        <w:t xml:space="preserve">[2024 Morning Shift] Q#1 (MCQ): </w:t>
+      </w:r>
+      <w:r>
+        <w:rPr>
+          <w:sz w:val="18"/>
+        </w:rPr>
+        <w:t xml:space="preserve">"Match List I with List II LIST I (Compound) LIST II (Uses) A. Idoform I. Fire extinguisher B. Carbon tetrachloride II. Insecticide C. CFC II..."  </w:t>
+      </w:r>
+      <w:r>
+        <w:rPr>
+          <w:b/>
+          <w:color w:val="2B6CB0"/>
+          <w:sz w:val="18"/>
+        </w:rPr>
+        <w:t>[Ans: B]</w:t>
+      </w:r>
+    </w:p>
+    <w:p>
+      <w:pPr>
+        <w:pStyle w:val="ListBullet"/>
+        <w:spacing w:after="40"/>
+      </w:pPr>
+      <w:r>
+        <w:rPr>
+          <w:b/>
+          <w:sz w:val="18"/>
+        </w:rPr>
+        <w:t xml:space="preserve">[2023 Morning Shift] Q#3 (MCQ): </w:t>
+      </w:r>
+      <w:r>
+        <w:rPr>
+          <w:sz w:val="18"/>
+        </w:rPr>
+        <w:t xml:space="preserve">"Which of the following artificial sweeteners has the highest sweetness value in comparison to cane sugar ?..."  </w:t>
+      </w:r>
+      <w:r>
+        <w:rPr>
+          <w:b/>
+          <w:color w:val="2B6CB0"/>
+          <w:sz w:val="18"/>
+        </w:rPr>
+        <w:t>[Ans: N/A]</w:t>
+      </w:r>
+    </w:p>
+    <w:p>
+      <w:pPr>
+        <w:pStyle w:val="ListBullet"/>
+        <w:spacing w:after="40"/>
+      </w:pPr>
+      <w:r>
+        <w:rPr>
+          <w:b/>
+          <w:sz w:val="18"/>
+        </w:rPr>
+        <w:t xml:space="preserve">[2023 Morning Shift] Q#3 (MCQ): </w:t>
+      </w:r>
+      <w:r>
+        <w:rPr>
+          <w:sz w:val="18"/>
+        </w:rPr>
+        <w:t xml:space="preserve">"Match List I with List II. List I List II Antimicrobials Names (A) Narrow Spectrum Antibiotic (I) Furacin (B) Antiseptic (II) Sulphur dioxid..."  </w:t>
       </w:r>
       <w:r>
         <w:rPr>
@@ -662,6 +1390,248 @@
               <w:t>Solution Analysis:</w:t>
               <w:br/>
               <w:t>The matching for each compound with its respective use is based on their known applications: Iodoform is a compound known for its application as an antiseptic . It has been used historically in medical applications for the treatment of wounds due to its antimicrobial properties. Hence, Iodoform matches with III. Antiseptic . Carbon Tetrachloride was widely used as a fire extinguishing agent due to its property of being a non-flammable liquid that can suffocate fires. However, its use has been significantly reduced in most countries because of its adverse health and environmental impacts. Carbon Tetrachloride matches with I. Fire extinguisher . CFCs (Chlorofluorocarbons) have been used as refrigerants in air conditioning and refrigeration systems. Their capacity to absorb heat makes them suitable for this purpose. Unfortunately, their harmful effects on the ozone layer have led to their phase-out under global agreements like the Montreal Protocol. Therefore, CFC matches with IV. Refrigerants . DDT (Dichlorodiphenyltrichloroethane) is known for its use as an insecticide . It was widely used to control mosquito populations and other agricultural pests. However, due to environmental and health concerns, its use has been banned or severely restricted in many countries. DDT matches with II. Insecticide . Thus, the correct option is Option B : A-III, B-I, C-IV, D-II.</w:t>
+            </w:r>
+          </w:p>
+        </w:tc>
+      </w:tr>
+    </w:tbl>
+    <w:p>
+      <w:pPr>
+        <w:spacing w:after="120"/>
+      </w:pPr>
+    </w:p>
+    <w:p>
+      <w:pPr>
+        <w:spacing w:before="160" w:after="40"/>
+      </w:pPr>
+      <w:r>
+        <w:rPr>
+          <w:b/>
+          <w:color w:val="1A365D"/>
+          <w:sz w:val="22"/>
+        </w:rPr>
+        <w:t>Benchmark Problem 2: JEE Main 2024 (Online) 1st February Evening Shift (Q#2)</w:t>
+      </w:r>
+    </w:p>
+    <w:p>
+      <w:pPr>
+        <w:spacing w:after="80"/>
+      </w:pPr>
+      <w:r>
+        <w:rPr>
+          <w:sz w:val="20"/>
+        </w:rPr>
+        <w:t>Match List - I with List - II. List I (Compound) List II (Use) (A) Carbon tetrachloride (I) Paint remover (B) Methylene chloride (II) Refrigerators and air conditioners (C) DDT (III) Fire extinguisher (D) Freons (IV) Non Biodegradable insecticide Choose the correct answer from the options given below :</w:t>
+      </w:r>
+    </w:p>
+    <w:p>
+      <w:pPr>
+        <w:pStyle w:val="ListBullet"/>
+        <w:spacing w:after="20"/>
+      </w:pPr>
+      <w:r>
+        <w:rPr>
+          <w:sz w:val="19"/>
+        </w:rPr>
+        <w:t>(A) (A)-(II), (B)-(III), (C)-(I), (D)-(IV)</w:t>
+      </w:r>
+    </w:p>
+    <w:p>
+      <w:pPr>
+        <w:pStyle w:val="ListBullet"/>
+        <w:spacing w:after="20"/>
+      </w:pPr>
+      <w:r>
+        <w:rPr>
+          <w:sz w:val="19"/>
+        </w:rPr>
+        <w:t>(B) (A)-(III), (B)-(I), (C)-(IV), (D)-(II)</w:t>
+      </w:r>
+    </w:p>
+    <w:p>
+      <w:pPr>
+        <w:pStyle w:val="ListBullet"/>
+        <w:spacing w:after="20"/>
+      </w:pPr>
+      <w:r>
+        <w:rPr>
+          <w:sz w:val="19"/>
+        </w:rPr>
+        <w:t>(C) (A)-(I), (B)-(II), (C)-(III), (D)-(IV)</w:t>
+      </w:r>
+    </w:p>
+    <w:p>
+      <w:pPr>
+        <w:pStyle w:val="ListBullet"/>
+        <w:spacing w:after="20"/>
+      </w:pPr>
+      <w:r>
+        <w:rPr>
+          <w:sz w:val="19"/>
+        </w:rPr>
+        <w:t>(D) (A)-(IV), (B)-(III), (C)-(II), (D)-(I)</w:t>
+      </w:r>
+    </w:p>
+    <w:tbl>
+      <w:tblPr>
+        <w:tblW w:type="auto" w:w="0"/>
+        <w:jc w:val="center"/>
+        <w:tblLook w:firstColumn="1" w:firstRow="1" w:lastColumn="0" w:lastRow="0" w:noHBand="0" w:noVBand="1" w:val="04A0"/>
+      </w:tblPr>
+      <w:tblGrid>
+        <w:gridCol w:w="10080"/>
+      </w:tblGrid>
+      <w:tr>
+        <w:tc>
+          <w:tcPr>
+            <w:tcW w:type="dxa" w:w="10080"/>
+            <w:shd w:fill="F7FAFC"/>
+            <w:tcMar>
+              <w:top w:w="100" w:type="dxa"/>
+              <w:bottom w:w="100" w:type="dxa"/>
+              <w:left w:w="150" w:type="dxa"/>
+              <w:right w:w="150" w:type="dxa"/>
+            </w:tcMar>
+          </w:tcPr>
+          <w:p>
+            <w:r>
+              <w:rPr>
+                <w:b/>
+                <w:color w:val="1A365D"/>
+                <w:sz w:val="19"/>
+              </w:rPr>
+              <w:t>Correct Answer: None</w:t>
+              <w:br/>
+            </w:r>
+            <w:r>
+              <w:rPr>
+                <w:color w:val="2D3748"/>
+                <w:sz w:val="18"/>
+              </w:rPr>
+              <w:t>Solution Analysis:</w:t>
+              <w:br/>
+              <w:t>Each of the compounds listed in List I has distinct uses. Let's match them correctly with the uses mentioned in List II: Carbon tetrachloride (A) was historically used as a cleaning agent, among other things, but due to its toxicity and role in ozone depletion, it is no longer widely used for this purpose; hence it does not match with any of the uses. However, it was previously used in fire extinguishers, so one might think of it in association with (III). Methylene chloride (B) , also known as dichloromethane, is commonly used as a solvent and paint remover, so it matches with (I). DDT (C) is a well-known, though now largely banned, insecticide due to its persistence and bioaccumulation, making it not biodegradable. It matches with (IV). Freons (D) is a trade name for a group of halogenated compounds used primarily as refrigerants, so it matches with (II). Considering these associations, we can match the compounds with their correct uses: (A) Carbon tetrachloride - (III) Fire extinguisher (B) Methylene chloride - (I) Paint remover (C) DDT - (IV) Non-biodegradable insecticide (D) Freons - (II) Refrigerators and air conditioners So, the correct match according to the given options will be: Option B: (A)-(III), (B)-(I), (C)-(IV), (D)-(II)</w:t>
+            </w:r>
+          </w:p>
+        </w:tc>
+      </w:tr>
+    </w:tbl>
+    <w:p>
+      <w:pPr>
+        <w:spacing w:after="120"/>
+      </w:pPr>
+    </w:p>
+    <w:p>
+      <w:pPr>
+        <w:spacing w:before="160" w:after="40"/>
+      </w:pPr>
+      <w:r>
+        <w:rPr>
+          <w:b/>
+          <w:color w:val="1A365D"/>
+          <w:sz w:val="22"/>
+        </w:rPr>
+        <w:t>Benchmark Problem 3: JEE Main 2023 (Online) 8th April Morning Shift (Q#1)</w:t>
+      </w:r>
+    </w:p>
+    <w:p>
+      <w:pPr>
+        <w:spacing w:after="80"/>
+      </w:pPr>
+      <w:r>
+        <w:rPr>
+          <w:sz w:val="20"/>
+        </w:rPr>
+        <w:t>Match List I with List II: LIST I LIST II A. Saccharin I. High potency sweetener B. Aspartame II. First artificial sweetening agent C. Alitame III. Stable at cooking temperature D. Sucralose IV. Unstable at cooking temperature Choose the correct answer from the options given below:</w:t>
+      </w:r>
+    </w:p>
+    <w:p>
+      <w:pPr>
+        <w:pStyle w:val="ListBullet"/>
+        <w:spacing w:after="20"/>
+      </w:pPr>
+      <w:r>
+        <w:rPr>
+          <w:sz w:val="19"/>
+        </w:rPr>
+        <w:t>(A) -II, B-III, C-IV, D-I</w:t>
+      </w:r>
+    </w:p>
+    <w:p>
+      <w:pPr>
+        <w:pStyle w:val="ListBullet"/>
+        <w:spacing w:after="20"/>
+      </w:pPr>
+      <w:r>
+        <w:rPr>
+          <w:sz w:val="19"/>
+        </w:rPr>
+        <w:t>(B) -II, B-IV, C-I, D-III</w:t>
+      </w:r>
+    </w:p>
+    <w:p>
+      <w:pPr>
+        <w:pStyle w:val="ListBullet"/>
+        <w:spacing w:after="20"/>
+      </w:pPr>
+      <w:r>
+        <w:rPr>
+          <w:sz w:val="19"/>
+        </w:rPr>
+        <w:t>(C) -II, B-IV, C-III, D-I</w:t>
+      </w:r>
+    </w:p>
+    <w:p>
+      <w:pPr>
+        <w:pStyle w:val="ListBullet"/>
+        <w:spacing w:after="20"/>
+      </w:pPr>
+      <w:r>
+        <w:rPr>
+          <w:sz w:val="19"/>
+        </w:rPr>
+        <w:t>(D) -IV, B-III, C-I, D-II</w:t>
+      </w:r>
+    </w:p>
+    <w:tbl>
+      <w:tblPr>
+        <w:tblW w:type="auto" w:w="0"/>
+        <w:jc w:val="center"/>
+        <w:tblLook w:firstColumn="1" w:firstRow="1" w:lastColumn="0" w:lastRow="0" w:noHBand="0" w:noVBand="1" w:val="04A0"/>
+      </w:tblPr>
+      <w:tblGrid>
+        <w:gridCol w:w="10080"/>
+      </w:tblGrid>
+      <w:tr>
+        <w:tc>
+          <w:tcPr>
+            <w:tcW w:type="dxa" w:w="10080"/>
+            <w:shd w:fill="F7FAFC"/>
+            <w:tcMar>
+              <w:top w:w="100" w:type="dxa"/>
+              <w:bottom w:w="100" w:type="dxa"/>
+              <w:left w:w="150" w:type="dxa"/>
+              <w:right w:w="150" w:type="dxa"/>
+            </w:tcMar>
+          </w:tcPr>
+          <w:p>
+            <w:r>
+              <w:rPr>
+                <w:b/>
+                <w:color w:val="1A365D"/>
+                <w:sz w:val="19"/>
+              </w:rPr>
+              <w:t>Correct Answer: None</w:t>
+              <w:br/>
+            </w:r>
+            <w:r>
+              <w:rPr>
+                <w:color w:val="2D3748"/>
+                <w:sz w:val="18"/>
+              </w:rPr>
+              <w:t>Solution Analysis:</w:t>
+              <w:br/>
+              <w:t>A. Saccharin is first popular artificial sweetening agent. It is 550 times as sweet as cane sugar. It is used as intake by diabetic person. B. Aspartame is 100 times as sweet as cane sugar. It is used in cold foods and soft drinks because it is unstable at cooking temperature. C. Alitame is 2000 times as sweet compared to cane sugar. It has excellent stability at high temperature. So, can be used in cooking and baking. D. Sucralose is 600 times as sweet as cane sugar. It is heat stable and finds its use in baked goods.</w:t>
             </w:r>
           </w:p>
         </w:tc>

--- a/dist/exports/chemistry-in-everyday-life_revision_notes.docx
+++ b/dist/exports/chemistry-in-everyday-life_revision_notes.docx
@@ -189,7 +189,7 @@
                 <w:color w:val="2D3748"/>
                 <w:sz w:val="19"/>
               </w:rPr>
-              <w:t>Chemistry In Everyday Life — Standard Calculations &amp; Problem Archetypes</w:t>
+              <w:t>Chemistry In Everyday Life — Core Principles &amp; Governing Laws</w:t>
             </w:r>
           </w:p>
         </w:tc>
@@ -209,7 +209,7 @@
               <w:rPr>
                 <w:sz w:val="19"/>
               </w:rPr>
-              <w:t>35 PYQs</w:t>
+              <w:t>64 PYQs</w:t>
             </w:r>
           </w:p>
         </w:tc>
@@ -230,7 +230,7 @@
                 <w:color w:val="718096"/>
                 <w:sz w:val="19"/>
               </w:rPr>
-              <w:t>Quantitative Analysis</w:t>
+              <w:t>Core Principle</w:t>
             </w:r>
           </w:p>
         </w:tc>
@@ -251,10 +251,10 @@
             <w:r>
               <w:rPr>
                 <w:b/>
-                <w:color w:val="C53030"/>
+                <w:color w:val="2B6CB0"/>
                 <w:sz w:val="19"/>
               </w:rPr>
-              <w:t>Very High</w:t>
+              <w:t>High</w:t>
             </w:r>
           </w:p>
         </w:tc>
@@ -296,7 +296,7 @@
               <w:rPr>
                 <w:sz w:val="19"/>
               </w:rPr>
-              <w:t>30 PYQs</w:t>
+              <w:t>12 PYQs</w:t>
             </w:r>
           </w:p>
         </w:tc>
@@ -338,10 +338,10 @@
             <w:r>
               <w:rPr>
                 <w:b/>
-                <w:color w:val="C53030"/>
+                <w:color w:val="718096"/>
                 <w:sz w:val="19"/>
               </w:rPr>
-              <w:t>Very High</w:t>
+              <w:t>Standard</w:t>
             </w:r>
           </w:p>
         </w:tc>
@@ -363,7 +363,7 @@
                 <w:color w:val="2D3748"/>
                 <w:sz w:val="19"/>
               </w:rPr>
-              <w:t>Chemistry In Everyday Life — Core Principles &amp; Governing Laws</w:t>
+              <w:t>Chemistry In Everyday Life — Standard Calculations &amp; Problem Archetypes</w:t>
             </w:r>
           </w:p>
         </w:tc>
@@ -383,7 +383,7 @@
               <w:rPr>
                 <w:sz w:val="19"/>
               </w:rPr>
-              <w:t>15 PYQs</w:t>
+              <w:t>1 PYQs</w:t>
             </w:r>
           </w:p>
         </w:tc>
@@ -404,7 +404,7 @@
                 <w:color w:val="718096"/>
                 <w:sz w:val="19"/>
               </w:rPr>
-              <w:t>Core Principle</w:t>
+              <w:t>Quantitative Analysis</w:t>
             </w:r>
           </w:p>
         </w:tc>
@@ -504,98 +504,6 @@
                 <w:color w:val="1A365D"/>
                 <w:sz w:val="19"/>
               </w:rPr>
-              <w:t>Chemistry In Everyday Life — Standard Calculations &amp; Problem Archetypes</w:t>
-            </w:r>
-          </w:p>
-        </w:tc>
-        <w:tc>
-          <w:tcPr>
-            <w:tcW w:type="dxa" w:w="6480"/>
-            <w:shd w:fill="F7FAFC"/>
-            <w:tcMar>
-              <w:top w:w="100" w:type="dxa"/>
-              <w:bottom w:w="100" w:type="dxa"/>
-              <w:left w:w="150" w:type="dxa"/>
-              <w:right w:w="150" w:type="dxa"/>
-            </w:tcMar>
-          </w:tcPr>
-          <w:p>
-            <w:r>
-              <w:rPr>
-                <w:rFonts w:ascii="Cambria Math" w:hAnsi="Cambria Math"/>
-                <w:color w:val="2D3748"/>
-                <w:sz w:val="19"/>
-              </w:rPr>
-              <w:t>C_{14}H_{25}O_{4}N_{3}S-\text{Alitame}</w:t>
-            </w:r>
-          </w:p>
-        </w:tc>
-      </w:tr>
-      <w:tr>
-        <w:tc>
-          <w:tcPr>
-            <w:tcW w:type="dxa" w:w="3600"/>
-            <w:shd w:fill="FFFFFF"/>
-            <w:tcMar>
-              <w:top w:w="100" w:type="dxa"/>
-              <w:bottom w:w="100" w:type="dxa"/>
-              <w:left w:w="150" w:type="dxa"/>
-              <w:right w:w="150" w:type="dxa"/>
-            </w:tcMar>
-          </w:tcPr>
-          <w:p>
-            <w:r>
-              <w:rPr>
-                <w:b/>
-                <w:color w:val="1A365D"/>
-                <w:sz w:val="19"/>
-              </w:rPr>
-              <w:t>Chemistry In Everyday Life — Applied Cases, Reactions &amp; Traps</w:t>
-            </w:r>
-          </w:p>
-        </w:tc>
-        <w:tc>
-          <w:tcPr>
-            <w:tcW w:type="dxa" w:w="6480"/>
-            <w:shd w:fill="FFFFFF"/>
-            <w:tcMar>
-              <w:top w:w="100" w:type="dxa"/>
-              <w:bottom w:w="100" w:type="dxa"/>
-              <w:left w:w="150" w:type="dxa"/>
-              <w:right w:w="150" w:type="dxa"/>
-            </w:tcMar>
-          </w:tcPr>
-          <w:p>
-            <w:r>
-              <w:rPr>
-                <w:rFonts w:ascii="Cambria Math" w:hAnsi="Cambria Math"/>
-                <w:color w:val="2D3748"/>
-                <w:sz w:val="19"/>
-              </w:rPr>
-              <w:t>C_{17}H_{35}COO^{-}Na^{+}+Na_{2}CO_{3}, \quad CH_{3}-(CH_{2})_{16}-COO^{-}Na^{+}, \quad CH_{3}(CH_{2})_{16}COO(CH_{2}CH_{2}O)_{n}CH_{2}CH_{2}OH</w:t>
-            </w:r>
-          </w:p>
-        </w:tc>
-      </w:tr>
-      <w:tr>
-        <w:tc>
-          <w:tcPr>
-            <w:tcW w:type="dxa" w:w="3600"/>
-            <w:shd w:fill="F7FAFC"/>
-            <w:tcMar>
-              <w:top w:w="100" w:type="dxa"/>
-              <w:bottom w:w="100" w:type="dxa"/>
-              <w:left w:w="150" w:type="dxa"/>
-              <w:right w:w="150" w:type="dxa"/>
-            </w:tcMar>
-          </w:tcPr>
-          <w:p>
-            <w:r>
-              <w:rPr>
-                <w:b/>
-                <w:color w:val="1A365D"/>
-                <w:sz w:val="19"/>
-              </w:rPr>
               <w:t>Chemistry In Everyday Life — Core Principles &amp; Governing Laws</w:t>
             </w:r>
           </w:p>
@@ -618,7 +526,7 @@
                 <w:color w:val="2D3748"/>
                 <w:sz w:val="19"/>
               </w:rPr>
-              <w:t>(C_{11}H_{23}CH_{2}OSO_{3}^{-}Na^{+}), \quad (C_{17}H_{35}COO^{-}Na^{+})</w:t>
+              <w:t>CH_{3}(CH_{2})_{16}COO(CH_{2}CH_{2}O)_{n}CH_{2}CH_{2}OH, \quad C_{14}H_{25}O_{4}N_{3}S-\text{Alitame}, \quad (C_{11}H_{23}CH_{2}OSO_{3}^{-}Na^{+})</w:t>
             </w:r>
           </w:p>
         </w:tc>
@@ -650,7 +558,7 @@
           <w:color w:val="2B6CB0"/>
           <w:sz w:val="24"/>
         </w:rPr>
-        <w:t>3.1 Chemistry In Everyday Life — Standard Calculations &amp; Problem Archetypes (Very High Yield — 35 PYQs)</w:t>
+        <w:t>3.1 Chemistry In Everyday Life — Core Principles &amp; Governing Laws (Very High Yield — 64 PYQs)</w:t>
       </w:r>
     </w:p>
     <w:p>
@@ -665,7 +573,7 @@
         <w:rPr>
           <w:sz w:val="20"/>
         </w:rPr>
-        <w:t>Quantitative numerical problem-solving techniques and standard question patterns frequently seen in Chemistry In Everyday Life.</w:t>
+        <w:t>Fundamental definitions, core postulates, and governing physical/chemical relations in Chemistry In Everyday Life.</w:t>
       </w:r>
     </w:p>
     <w:tbl>
@@ -703,7 +611,7 @@
                 <w:color w:val="2D3748"/>
                 <w:sz w:val="19"/>
               </w:rPr>
-              <w:t>Watch for algebraic rounding, stoichiometric balancing, and boundary condition checks.</w:t>
+              <w:t>Carefully verify units, standard reference states, and sign conventions in Chemistry In Everyday Life.</w:t>
             </w:r>
           </w:p>
         </w:tc>
@@ -744,7 +652,7 @@
                 <w:color w:val="2D3748"/>
                 <w:sz w:val="19"/>
               </w:rPr>
-              <w:t>Dimensional consistency checks and ratio comparisons can quickly eliminate incorrect options.</w:t>
+              <w:t>Focus on high-yield formulas and standard limiting approximations tested in Chemistry In Everyday Life PYQs.</w:t>
             </w:r>
           </w:p>
         </w:tc>
@@ -761,33 +669,6 @@
           <w:sz w:val="19"/>
         </w:rPr>
         <w:t>Source PYQs testing this concept:</w:t>
-      </w:r>
-    </w:p>
-    <w:p>
-      <w:pPr>
-        <w:pStyle w:val="ListBullet"/>
-        <w:spacing w:after="40"/>
-      </w:pPr>
-      <w:r>
-        <w:rPr>
-          <w:b/>
-          <w:sz w:val="18"/>
-        </w:rPr>
-        <w:t xml:space="preserve">[2024 Morning Shift] Q#1 (MCQ): </w:t>
-      </w:r>
-      <w:r>
-        <w:rPr>
-          <w:sz w:val="18"/>
-        </w:rPr>
-        <w:t xml:space="preserve">"Match List I with List II LIST I (Compound) LIST II (Uses) A. Idoform I. Fire extinguisher B. Carbon tetrachloride II. Insecticide C. CFC II..."  </w:t>
-      </w:r>
-      <w:r>
-        <w:rPr>
-          <w:b/>
-          <w:color w:val="2B6CB0"/>
-          <w:sz w:val="18"/>
-        </w:rPr>
-        <w:t>[Ans: B]</w:t>
       </w:r>
     </w:p>
     <w:p>
@@ -846,6 +727,33 @@
     </w:p>
     <w:p>
       <w:pPr>
+        <w:pStyle w:val="ListBullet"/>
+        <w:spacing w:after="40"/>
+      </w:pPr>
+      <w:r>
+        <w:rPr>
+          <w:b/>
+          <w:sz w:val="18"/>
+        </w:rPr>
+        <w:t xml:space="preserve">[2023 Morning Shift] Q#1 (MCQ): </w:t>
+      </w:r>
+      <w:r>
+        <w:rPr>
+          <w:sz w:val="18"/>
+        </w:rPr>
+        <w:t xml:space="preserve">"Amongst the following compounds, which one is an antacid?..."  </w:t>
+      </w:r>
+      <w:r>
+        <w:rPr>
+          <w:b/>
+          <w:color w:val="2B6CB0"/>
+          <w:sz w:val="18"/>
+        </w:rPr>
+        <w:t>[Ans: N/A]</w:t>
+      </w:r>
+    </w:p>
+    <w:p>
+      <w:pPr>
         <w:spacing w:after="120"/>
       </w:pPr>
     </w:p>
@@ -858,7 +766,7 @@
           <w:color w:val="2B6CB0"/>
           <w:sz w:val="24"/>
         </w:rPr>
-        <w:t>3.2 Chemistry In Everyday Life — Applied Cases, Reactions &amp; Traps (Very High Yield — 30 PYQs)</w:t>
+        <w:t>3.2 Chemistry In Everyday Life — Applied Cases, Reactions &amp; Traps (High Yield — 12 PYQs)</w:t>
       </w:r>
     </w:p>
     <w:p>
@@ -1035,13 +943,13 @@
           <w:b/>
           <w:sz w:val="18"/>
         </w:rPr>
-        <w:t xml:space="preserve">[2023 Morning Shift] Q#1 (MCQ): </w:t>
+        <w:t xml:space="preserve">[2023 Morning Shift] Q#2 (MCQ): </w:t>
       </w:r>
       <w:r>
         <w:rPr>
           <w:sz w:val="18"/>
         </w:rPr>
-        <w:t xml:space="preserve">"Amongst the following compounds, which one is an antacid?..."  </w:t>
+        <w:t xml:space="preserve">"Given below are two statements: Statement I : Noradrenaline is a neurotransmitter. Statement II : Low level of noradrenaline is not the caus..."  </w:t>
       </w:r>
       <w:r>
         <w:rPr>
@@ -1066,7 +974,7 @@
           <w:color w:val="2B6CB0"/>
           <w:sz w:val="24"/>
         </w:rPr>
-        <w:t>3.3 Chemistry In Everyday Life — Core Principles &amp; Governing Laws (Very High Yield — 15 PYQs)</w:t>
+        <w:t>3.3 Chemistry In Everyday Life — Standard Calculations &amp; Problem Archetypes (Standard Yield — 1 PYQs)</w:t>
       </w:r>
     </w:p>
     <w:p>
@@ -1081,7 +989,7 @@
         <w:rPr>
           <w:sz w:val="20"/>
         </w:rPr>
-        <w:t>Fundamental definitions, core postulates, and governing physical/chemical relations in Chemistry In Everyday Life.</w:t>
+        <w:t>Quantitative numerical problem-solving techniques and standard question patterns frequently seen in Chemistry In Everyday Life.</w:t>
       </w:r>
     </w:p>
     <w:tbl>
@@ -1119,7 +1027,7 @@
                 <w:color w:val="2D3748"/>
                 <w:sz w:val="19"/>
               </w:rPr>
-              <w:t>Carefully verify units, standard reference states, and sign conventions in Chemistry In Everyday Life.</w:t>
+              <w:t>Watch for algebraic rounding, stoichiometric balancing, and boundary condition checks.</w:t>
             </w:r>
           </w:p>
         </w:tc>
@@ -1160,7 +1068,7 @@
                 <w:color w:val="2D3748"/>
                 <w:sz w:val="19"/>
               </w:rPr>
-              <w:t>Focus on high-yield formulas and standard limiting approximations tested in Chemistry In Everyday Life PYQs.</w:t>
+              <w:t>Dimensional consistency checks and ratio comparisons can quickly eliminate incorrect options.</w:t>
             </w:r>
           </w:p>
         </w:tc>
@@ -1189,13 +1097,13 @@
           <w:b/>
           <w:sz w:val="18"/>
         </w:rPr>
-        <w:t xml:space="preserve">[2024 Morning Shift] Q#1 (MCQ): </w:t>
+        <w:t xml:space="preserve">[2022 Evening Shift] Q#2 (Numerical): </w:t>
       </w:r>
       <w:r>
         <w:rPr>
           <w:sz w:val="18"/>
         </w:rPr>
-        <w:t xml:space="preserve">"Match List I with List II LIST I (Compound) LIST II (Uses) A. Idoform I. Fire extinguisher B. Carbon tetrachloride II. Insecticide C. CFC II..."  </w:t>
+        <w:t xml:space="preserve">"How many of the following drugs is/are example(s) of broad spectrum antibiotics? Ofloxacin, Penicillin G, Terpineol, Salvarsan...."  </w:t>
       </w:r>
       <w:r>
         <w:rPr>
@@ -1203,61 +1111,7 @@
           <w:color w:val="2B6CB0"/>
           <w:sz w:val="18"/>
         </w:rPr>
-        <w:t>[Ans: B]</w:t>
-      </w:r>
-    </w:p>
-    <w:p>
-      <w:pPr>
-        <w:pStyle w:val="ListBullet"/>
-        <w:spacing w:after="40"/>
-      </w:pPr>
-      <w:r>
-        <w:rPr>
-          <w:b/>
-          <w:sz w:val="18"/>
-        </w:rPr>
-        <w:t xml:space="preserve">[2023 Morning Shift] Q#3 (MCQ): </w:t>
-      </w:r>
-      <w:r>
-        <w:rPr>
-          <w:sz w:val="18"/>
-        </w:rPr>
-        <w:t xml:space="preserve">"Which of the following artificial sweeteners has the highest sweetness value in comparison to cane sugar ?..."  </w:t>
-      </w:r>
-      <w:r>
-        <w:rPr>
-          <w:b/>
-          <w:color w:val="2B6CB0"/>
-          <w:sz w:val="18"/>
-        </w:rPr>
-        <w:t>[Ans: N/A]</w:t>
-      </w:r>
-    </w:p>
-    <w:p>
-      <w:pPr>
-        <w:pStyle w:val="ListBullet"/>
-        <w:spacing w:after="40"/>
-      </w:pPr>
-      <w:r>
-        <w:rPr>
-          <w:b/>
-          <w:sz w:val="18"/>
-        </w:rPr>
-        <w:t xml:space="preserve">[2023 Morning Shift] Q#3 (MCQ): </w:t>
-      </w:r>
-      <w:r>
-        <w:rPr>
-          <w:sz w:val="18"/>
-        </w:rPr>
-        <w:t xml:space="preserve">"Match List I with List II. List I List II Antimicrobials Names (A) Narrow Spectrum Antibiotic (I) Furacin (B) Antiseptic (II) Sulphur dioxid..."  </w:t>
-      </w:r>
-      <w:r>
-        <w:rPr>
-          <w:b/>
-          <w:color w:val="2B6CB0"/>
-          <w:sz w:val="18"/>
-        </w:rPr>
-        <w:t>[Ans: N/A]</w:t>
+        <w:t>[Ans: 1]</w:t>
       </w:r>
     </w:p>
     <w:p>
@@ -1410,128 +1264,7 @@
           <w:color w:val="1A365D"/>
           <w:sz w:val="22"/>
         </w:rPr>
-        <w:t>Benchmark Problem 2: JEE Main 2024 (Online) 1st February Evening Shift (Q#2)</w:t>
-      </w:r>
-    </w:p>
-    <w:p>
-      <w:pPr>
-        <w:spacing w:after="80"/>
-      </w:pPr>
-      <w:r>
-        <w:rPr>
-          <w:sz w:val="20"/>
-        </w:rPr>
-        <w:t>Match List - I with List - II. List I (Compound) List II (Use) (A) Carbon tetrachloride (I) Paint remover (B) Methylene chloride (II) Refrigerators and air conditioners (C) DDT (III) Fire extinguisher (D) Freons (IV) Non Biodegradable insecticide Choose the correct answer from the options given below :</w:t>
-      </w:r>
-    </w:p>
-    <w:p>
-      <w:pPr>
-        <w:pStyle w:val="ListBullet"/>
-        <w:spacing w:after="20"/>
-      </w:pPr>
-      <w:r>
-        <w:rPr>
-          <w:sz w:val="19"/>
-        </w:rPr>
-        <w:t>(A) (A)-(II), (B)-(III), (C)-(I), (D)-(IV)</w:t>
-      </w:r>
-    </w:p>
-    <w:p>
-      <w:pPr>
-        <w:pStyle w:val="ListBullet"/>
-        <w:spacing w:after="20"/>
-      </w:pPr>
-      <w:r>
-        <w:rPr>
-          <w:sz w:val="19"/>
-        </w:rPr>
-        <w:t>(B) (A)-(III), (B)-(I), (C)-(IV), (D)-(II)</w:t>
-      </w:r>
-    </w:p>
-    <w:p>
-      <w:pPr>
-        <w:pStyle w:val="ListBullet"/>
-        <w:spacing w:after="20"/>
-      </w:pPr>
-      <w:r>
-        <w:rPr>
-          <w:sz w:val="19"/>
-        </w:rPr>
-        <w:t>(C) (A)-(I), (B)-(II), (C)-(III), (D)-(IV)</w:t>
-      </w:r>
-    </w:p>
-    <w:p>
-      <w:pPr>
-        <w:pStyle w:val="ListBullet"/>
-        <w:spacing w:after="20"/>
-      </w:pPr>
-      <w:r>
-        <w:rPr>
-          <w:sz w:val="19"/>
-        </w:rPr>
-        <w:t>(D) (A)-(IV), (B)-(III), (C)-(II), (D)-(I)</w:t>
-      </w:r>
-    </w:p>
-    <w:tbl>
-      <w:tblPr>
-        <w:tblW w:type="auto" w:w="0"/>
-        <w:jc w:val="center"/>
-        <w:tblLook w:firstColumn="1" w:firstRow="1" w:lastColumn="0" w:lastRow="0" w:noHBand="0" w:noVBand="1" w:val="04A0"/>
-      </w:tblPr>
-      <w:tblGrid>
-        <w:gridCol w:w="10080"/>
-      </w:tblGrid>
-      <w:tr>
-        <w:tc>
-          <w:tcPr>
-            <w:tcW w:type="dxa" w:w="10080"/>
-            <w:shd w:fill="F7FAFC"/>
-            <w:tcMar>
-              <w:top w:w="100" w:type="dxa"/>
-              <w:bottom w:w="100" w:type="dxa"/>
-              <w:left w:w="150" w:type="dxa"/>
-              <w:right w:w="150" w:type="dxa"/>
-            </w:tcMar>
-          </w:tcPr>
-          <w:p>
-            <w:r>
-              <w:rPr>
-                <w:b/>
-                <w:color w:val="1A365D"/>
-                <w:sz w:val="19"/>
-              </w:rPr>
-              <w:t>Correct Answer: None</w:t>
-              <w:br/>
-            </w:r>
-            <w:r>
-              <w:rPr>
-                <w:color w:val="2D3748"/>
-                <w:sz w:val="18"/>
-              </w:rPr>
-              <w:t>Solution Analysis:</w:t>
-              <w:br/>
-              <w:t>Each of the compounds listed in List I has distinct uses. Let's match them correctly with the uses mentioned in List II: Carbon tetrachloride (A) was historically used as a cleaning agent, among other things, but due to its toxicity and role in ozone depletion, it is no longer widely used for this purpose; hence it does not match with any of the uses. However, it was previously used in fire extinguishers, so one might think of it in association with (III). Methylene chloride (B) , also known as dichloromethane, is commonly used as a solvent and paint remover, so it matches with (I). DDT (C) is a well-known, though now largely banned, insecticide due to its persistence and bioaccumulation, making it not biodegradable. It matches with (IV). Freons (D) is a trade name for a group of halogenated compounds used primarily as refrigerants, so it matches with (II). Considering these associations, we can match the compounds with their correct uses: (A) Carbon tetrachloride - (III) Fire extinguisher (B) Methylene chloride - (I) Paint remover (C) DDT - (IV) Non-biodegradable insecticide (D) Freons - (II) Refrigerators and air conditioners So, the correct match according to the given options will be: Option B: (A)-(III), (B)-(I), (C)-(IV), (D)-(II)</w:t>
-            </w:r>
-          </w:p>
-        </w:tc>
-      </w:tr>
-    </w:tbl>
-    <w:p>
-      <w:pPr>
-        <w:spacing w:after="120"/>
-      </w:pPr>
-    </w:p>
-    <w:p>
-      <w:pPr>
-        <w:spacing w:before="160" w:after="40"/>
-      </w:pPr>
-      <w:r>
-        <w:rPr>
-          <w:b/>
-          <w:color w:val="1A365D"/>
-          <w:sz w:val="22"/>
-        </w:rPr>
-        <w:t>Benchmark Problem 3: JEE Main 2023 (Online) 8th April Morning Shift (Q#1)</w:t>
+        <w:t>Benchmark Problem 2: JEE Main 2023 (Online) 8th April Morning Shift (Q#1)</w:t>
       </w:r>
     </w:p>
     <w:p>
@@ -1632,6 +1365,79 @@
               <w:t>Solution Analysis:</w:t>
               <w:br/>
               <w:t>A. Saccharin is first popular artificial sweetening agent. It is 550 times as sweet as cane sugar. It is used as intake by diabetic person. B. Aspartame is 100 times as sweet as cane sugar. It is used in cold foods and soft drinks because it is unstable at cooking temperature. C. Alitame is 2000 times as sweet compared to cane sugar. It has excellent stability at high temperature. So, can be used in cooking and baking. D. Sucralose is 600 times as sweet as cane sugar. It is heat stable and finds its use in baked goods.</w:t>
+            </w:r>
+          </w:p>
+        </w:tc>
+      </w:tr>
+    </w:tbl>
+    <w:p>
+      <w:pPr>
+        <w:spacing w:after="120"/>
+      </w:pPr>
+    </w:p>
+    <w:p>
+      <w:pPr>
+        <w:spacing w:before="160" w:after="40"/>
+      </w:pPr>
+      <w:r>
+        <w:rPr>
+          <w:b/>
+          <w:color w:val="1A365D"/>
+          <w:sz w:val="22"/>
+        </w:rPr>
+        <w:t>Benchmark Problem 3: JEE Main 2022 (Online) 26th July Evening Shift (Q#2)</w:t>
+      </w:r>
+    </w:p>
+    <w:p>
+      <w:pPr>
+        <w:spacing w:after="80"/>
+      </w:pPr>
+      <w:r>
+        <w:rPr>
+          <w:sz w:val="20"/>
+        </w:rPr>
+        <w:t>How many of the following drugs is/are example(s) of broad spectrum antibiotics? Ofloxacin, Penicillin G, Terpineol, Salvarsan.</w:t>
+      </w:r>
+    </w:p>
+    <w:tbl>
+      <w:tblPr>
+        <w:tblW w:type="auto" w:w="0"/>
+        <w:jc w:val="center"/>
+        <w:tblLook w:firstColumn="1" w:firstRow="1" w:lastColumn="0" w:lastRow="0" w:noHBand="0" w:noVBand="1" w:val="04A0"/>
+      </w:tblPr>
+      <w:tblGrid>
+        <w:gridCol w:w="10080"/>
+      </w:tblGrid>
+      <w:tr>
+        <w:tc>
+          <w:tcPr>
+            <w:tcW w:type="dxa" w:w="10080"/>
+            <w:shd w:fill="F7FAFC"/>
+            <w:tcMar>
+              <w:top w:w="100" w:type="dxa"/>
+              <w:bottom w:w="100" w:type="dxa"/>
+              <w:left w:w="150" w:type="dxa"/>
+              <w:right w:w="150" w:type="dxa"/>
+            </w:tcMar>
+          </w:tcPr>
+          <w:p>
+            <w:r>
+              <w:rPr>
+                <w:b/>
+                <w:color w:val="1A365D"/>
+                <w:sz w:val="19"/>
+              </w:rPr>
+              <w:t>Correct Answer: 1</w:t>
+              <w:br/>
+            </w:r>
+            <w:r>
+              <w:rPr>
+                <w:color w:val="2D3748"/>
+                <w:sz w:val="18"/>
+              </w:rPr>
+              <w:t>Solution Analysis:</w:t>
+              <w:br/>
+              <w:t>Ofloxacin is the only broad-spectrum antibiotic given in the question Penicillin - G is a narrow-spectrum antibiotic. Salvarsan is mainly active against spirochete, a bacteria that causes syphilis Terpineol is an antiseptic.</w:t>
             </w:r>
           </w:p>
         </w:tc>
